--- a/Job Hunt 2026/2026-10-14 - Guild Mortgage Company - AI Training & Enablement Specialist/Joshua_Chappell_Resume_GuildMortgage.docx
+++ b/Job Hunt 2026/2026-10-14 - Guild Mortgage Company - AI Training & Enablement Specialist/Joshua_Chappell_Resume_GuildMortgage.docx
@@ -31,9 +31,9 @@
           <w:sz w:val="21"/>
           <w:szCs w:val="21"/>
         </w:rPr>
-        <w:t xml:space="preserve">Mesa, AZ  •  480-586-7959  •  </w:t>
-      </w:r>
-      <w:hyperlink w:history="1" r:id="rIdsrgegh6tpeley5o5x2muy">
+        <w:t xml:space="preserve">Mesa, AZ • 480-586-7959 • </w:t>
+      </w:r>
+      <w:hyperlink w:history="1" r:id="rIdrsuing802cvd8ygwmgjzz">
         <w:r>
           <w:rPr>
             <w:rFonts w:ascii="Calibri" w:cs="Calibri" w:eastAsia="Calibri" w:hAnsi="Calibri"/>
@@ -49,7 +49,7 @@
       <w:pPr>
         <w:jc w:val="center"/>
       </w:pPr>
-      <w:hyperlink w:history="1" r:id="rIdk1dfynrkvqum-sii58h58">
+      <w:hyperlink w:history="1" r:id="rIdk4ej2v4v-hpbbpmnhfmxd">
         <w:r>
           <w:rPr>
             <w:rFonts w:ascii="Calibri" w:cs="Calibri" w:eastAsia="Calibri" w:hAnsi="Calibri"/>
@@ -67,9 +67,9 @@
           <w:sz w:val="21"/>
           <w:szCs w:val="21"/>
         </w:rPr>
-        <w:t xml:space="preserve">  •  </w:t>
-      </w:r>
-      <w:hyperlink w:history="1" r:id="rIdnhdfjz4d9eewqll5ubyrb">
+        <w:t xml:space="preserve"> • </w:t>
+      </w:r>
+      <w:hyperlink w:history="1" r:id="rIdplhyg596axpszrvmszusi">
         <w:r>
           <w:rPr>
             <w:rFonts w:ascii="Calibri" w:cs="Calibri" w:eastAsia="Calibri" w:hAnsi="Calibri"/>
@@ -87,9 +87,9 @@
           <w:sz w:val="21"/>
           <w:szCs w:val="21"/>
         </w:rPr>
-        <w:t xml:space="preserve">  •  </w:t>
-      </w:r>
-      <w:hyperlink w:history="1" r:id="rIdsoaswggecdmqxl_4igfb-">
+        <w:t xml:space="preserve"> • </w:t>
+      </w:r>
+      <w:hyperlink w:history="1" r:id="rIdymerhe7bzbcnypq8iuiq9">
         <w:r>
           <w:rPr>
             <w:rFonts w:ascii="Calibri" w:cs="Calibri" w:eastAsia="Calibri" w:hAnsi="Calibri"/>
@@ -170,7 +170,7 @@
           <w:sz w:val="20"/>
           <w:szCs w:val="20"/>
         </w:rPr>
-        <w:t xml:space="preserve">	Mesa, AZ  |  2025 - Present</w:t>
+        <w:t xml:space="preserve">	Mesa, AZ | 2025 - Present</w:t>
       </w:r>
     </w:p>
     <w:p>
@@ -299,7 +299,7 @@
           <w:sz w:val="20"/>
           <w:szCs w:val="20"/>
         </w:rPr>
-        <w:t xml:space="preserve">	Glendale, AZ  |  Sep 2019 - Present</w:t>
+        <w:t xml:space="preserve">	Glendale, AZ | Sep 2019 - Present</w:t>
       </w:r>
     </w:p>
     <w:p>
@@ -428,7 +428,7 @@
           <w:sz w:val="20"/>
           <w:szCs w:val="20"/>
         </w:rPr>
-        <w:t xml:space="preserve">	Queen Creek, AZ  |  Aug 2018 - Aug 2020</w:t>
+        <w:t xml:space="preserve">	Queen Creek, AZ | Aug 2018 - Aug 2020</w:t>
       </w:r>
     </w:p>
     <w:p>
@@ -557,7 +557,7 @@
           <w:sz w:val="20"/>
           <w:szCs w:val="20"/>
         </w:rPr>
-        <w:t xml:space="preserve">	Phoenix, AZ  |  Oct 2021 - Oct 2023</w:t>
+        <w:t xml:space="preserve">	Phoenix, AZ | Oct 2021 - Oct 2023</w:t>
       </w:r>
     </w:p>
     <w:p>
@@ -683,7 +683,7 @@
           <w:sz w:val="21"/>
           <w:szCs w:val="21"/>
         </w:rPr>
-        <w:t xml:space="preserve">Hands-On Training &amp; Curriculum Design  •  Skills Assessment &amp; Mentoring  •  Tutorial &amp; Video Content  •  AI Workflows &amp; Prompt Engineering (Claude, ChatGPT, OpenClaw, Runway, Kling, Veo, ElevenLabs, Midjourney)  •  Storyboarding &amp; Scriptwriting  •  Stakeholder &amp; Executive Collaboration  •  Asset Library Organization (Frame.io, Dropbox)  •  Engagement &amp; Performance Analytics  •  Project Management (Wrike, Notion, Trello, Microsoft Teams)  •  Excel, Google Workspace, Canva  •  Video Editing (Premiere Pro, DaVinci Resolve, After Effects)</w:t>
+        <w:t xml:space="preserve">Hands-On Training &amp; Curriculum Design • Skills Assessment &amp; Mentoring • Tutorial &amp; Video Content • AI Workflows &amp; Prompt Engineering (Claude, ChatGPT, OpenClaw, Runway, Kling, Veo, ElevenLabs, Midjourney) • Storyboarding &amp; Scriptwriting • Stakeholder &amp; Executive Collaboration • Asset Library Organization (Frame.io, Dropbox) • Engagement &amp; Performance Analytics • Project Management (Wrike, Notion, Trello, Microsoft Teams) • Excel, Google Workspace, Canva • Video Editing (Premiere Pro, DaVinci Resolve, After Effects)</w:t>
       </w:r>
     </w:p>
     <w:p>
@@ -782,7 +782,7 @@
           <w:sz w:val="21"/>
           <w:szCs w:val="21"/>
         </w:rPr>
-        <w:t xml:space="preserve">Google Digital Marketing &amp; E-Commerce  •  HubSpot Inbound Marketing (2024)</w:t>
+        <w:t xml:space="preserve">Google Digital Marketing &amp; E-Commerce • HubSpot Inbound Marketing (2024)</w:t>
       </w:r>
     </w:p>
     <w:sectPr>
@@ -960,7 +960,7 @@
     <w:lvl w:ilvl="0" w:tentative="1">
       <w:start w:val="1"/>
       <w:numFmt w:val="bullet"/>
-      <w:lvlText w:val="▪"/>
+      <w:lvlText w:val="•"/>
       <w:lvlJc w:val="left"/>
       <w:pPr>
         <w:ind w:left="280" w:hanging="280"/>
